--- a/Session1.docx
+++ b/Session1.docx
@@ -21,16 +21,40 @@
       <w:proofErr w:type="spellEnd"/>
     </w:p>
     <w:p>
-      <w:r>
+      <w:pPr>
+        <w:rPr>
+          <w:b/>
+          <w:bCs/>
+          <w:sz w:val="24"/>
+          <w:szCs w:val="24"/>
+        </w:rPr>
+      </w:pPr>
+      <w:r>
+        <w:rPr>
+          <w:b/>
+          <w:bCs/>
+          <w:sz w:val="24"/>
+          <w:szCs w:val="24"/>
+        </w:rPr>
         <w:t>1.</w:t>
       </w:r>
       <w:r>
+        <w:rPr>
+          <w:b/>
+          <w:bCs/>
+          <w:sz w:val="24"/>
+          <w:szCs w:val="24"/>
+        </w:rPr>
         <w:t>Open Instagram's home page in Chrome, right-click on a post image, and use Inspect Element to find the exact HTML tag and CSS class used for the image container. Write down the tag name and class.</w:t>
       </w:r>
     </w:p>
     <w:p>
       <w:pPr>
         <w:pStyle w:val="ListParagraph"/>
+        <w:rPr>
+          <w:sz w:val="24"/>
+          <w:szCs w:val="24"/>
+        </w:rPr>
       </w:pPr>
     </w:p>
     <w:p>
@@ -40,16 +64,153 @@
           <w:ilvl w:val="0"/>
           <w:numId w:val="2"/>
         </w:numPr>
-      </w:pPr>
-    </w:p>
-    <w:p>
-      <w:pPr>
-        <w:rPr>
-          <w:lang w:eastAsia="en-GB"/>
-        </w:rPr>
-      </w:pPr>
-      <w:r>
-        <w:rPr>
+        <w:rPr>
+          <w:sz w:val="24"/>
+          <w:szCs w:val="24"/>
+        </w:rPr>
+      </w:pPr>
+      <w:r>
+        <w:rPr>
+          <w:sz w:val="24"/>
+          <w:szCs w:val="24"/>
+          <w:lang w:eastAsia="en-GB"/>
+        </w:rPr>
+        <w:t>&lt;div style="padding-bottom:85.90225563909775%" class="_</w:t>
+      </w:r>
+      <w:proofErr w:type="spellStart"/>
+      <w:r>
+        <w:rPr>
+          <w:sz w:val="24"/>
+          <w:szCs w:val="24"/>
+          <w:lang w:eastAsia="en-GB"/>
+        </w:rPr>
+        <w:t>aagv</w:t>
+      </w:r>
+      <w:proofErr w:type="spellEnd"/>
+      <w:r>
+        <w:rPr>
+          <w:sz w:val="24"/>
+          <w:szCs w:val="24"/>
+          <w:lang w:eastAsia="en-GB"/>
+        </w:rPr>
+        <w:t>"&gt;</w:t>
+      </w:r>
+    </w:p>
+    <w:p>
+      <w:pPr>
+        <w:pStyle w:val="ListParagraph"/>
+        <w:ind w:left="1440"/>
+        <w:rPr>
+          <w:sz w:val="24"/>
+          <w:szCs w:val="24"/>
+        </w:rPr>
+      </w:pPr>
+      <w:r>
+        <w:rPr>
+          <w:sz w:val="24"/>
+          <w:szCs w:val="24"/>
+        </w:rPr>
+        <w:t xml:space="preserve"> </w:t>
+      </w:r>
+      <w:r>
+        <w:rPr>
+          <w:sz w:val="24"/>
+          <w:szCs w:val="24"/>
+          <w:lang w:eastAsia="en-GB"/>
+        </w:rPr>
+        <w:t>&lt;</w:t>
+      </w:r>
+      <w:proofErr w:type="spellStart"/>
+      <w:r>
+        <w:rPr>
+          <w:sz w:val="24"/>
+          <w:szCs w:val="24"/>
+          <w:lang w:eastAsia="en-GB"/>
+        </w:rPr>
+        <w:t>img</w:t>
+      </w:r>
+      <w:proofErr w:type="spellEnd"/>
+      <w:r>
+        <w:rPr>
+          <w:sz w:val="24"/>
+          <w:szCs w:val="24"/>
+          <w:lang w:eastAsia="en-GB"/>
+        </w:rPr>
+        <w:t xml:space="preserve"> alt="Photo by Shri Dwarkadhish Mandir on July 07, 2026. May be an image of barong, headdress, tambourine, sugarcane and text." class="x5yr21d xu96u03 x10l6tqk x13vifvy x87ps6o xh8yej3" </w:t>
+      </w:r>
+      <w:proofErr w:type="spellStart"/>
+      <w:r>
+        <w:rPr>
+          <w:sz w:val="24"/>
+          <w:szCs w:val="24"/>
+          <w:lang w:eastAsia="en-GB"/>
+        </w:rPr>
+        <w:t>crossorigin</w:t>
+      </w:r>
+      <w:proofErr w:type="spellEnd"/>
+      <w:r>
+        <w:rPr>
+          <w:sz w:val="24"/>
+          <w:szCs w:val="24"/>
+          <w:lang w:eastAsia="en-GB"/>
+        </w:rPr>
+        <w:t>="anonymous" src="https://instagram.famd5-4.fna.fbcdn.net/v/t39.30808-6/740881115_15100…_ss=7a22e&amp;oh=00_AQAQsmCPHSYegcNB3RHA0lqLBL9us9n9Z-StIsAbMusvxQ&amp;oe=6A53F67A" style="</w:t>
+      </w:r>
+      <w:proofErr w:type="spellStart"/>
+      <w:r>
+        <w:rPr>
+          <w:sz w:val="24"/>
+          <w:szCs w:val="24"/>
+          <w:lang w:eastAsia="en-GB"/>
+        </w:rPr>
+        <w:t>object-</w:t>
+      </w:r>
+      <w:proofErr w:type="gramStart"/>
+      <w:r>
+        <w:rPr>
+          <w:sz w:val="24"/>
+          <w:szCs w:val="24"/>
+          <w:lang w:eastAsia="en-GB"/>
+        </w:rPr>
+        <w:t>fit:cover</w:t>
+      </w:r>
+      <w:proofErr w:type="spellEnd"/>
+      <w:proofErr w:type="gramEnd"/>
+      <w:r>
+        <w:rPr>
+          <w:sz w:val="24"/>
+          <w:szCs w:val="24"/>
+          <w:lang w:eastAsia="en-GB"/>
+        </w:rPr>
+        <w:t>"&gt;</w:t>
+      </w:r>
+    </w:p>
+    <w:p>
+      <w:pPr>
+        <w:pStyle w:val="ListParagraph"/>
+        <w:ind w:left="1440"/>
+        <w:rPr>
+          <w:sz w:val="24"/>
+          <w:szCs w:val="24"/>
+        </w:rPr>
+      </w:pPr>
+    </w:p>
+    <w:p>
+      <w:pPr>
+        <w:rPr>
+          <w:b/>
+          <w:bCs/>
+          <w:sz w:val="24"/>
+          <w:szCs w:val="24"/>
+          <w:lang w:eastAsia="en-GB"/>
+        </w:rPr>
+      </w:pPr>
+      <w:r>
+        <w:rPr>
+          <w:b/>
+          <w:bCs/>
+          <w:sz w:val="24"/>
+          <w:szCs w:val="24"/>
           <w:lang w:eastAsia="en-GB"/>
         </w:rPr>
         <w:t xml:space="preserve">2.Create a simple HTML file named myprofile.html that displays your name, a short bio, and a profile picture using appropriate HTML tags (h1, p, </w:t>
@@ -57,6 +218,10 @@
       <w:proofErr w:type="spellStart"/>
       <w:r>
         <w:rPr>
+          <w:b/>
+          <w:bCs/>
+          <w:sz w:val="24"/>
+          <w:szCs w:val="24"/>
           <w:lang w:eastAsia="en-GB"/>
         </w:rPr>
         <w:t>img</w:t>
@@ -64,9 +229,475 @@
       <w:proofErr w:type="spellEnd"/>
       <w:r>
         <w:rPr>
+          <w:b/>
+          <w:bCs/>
+          <w:sz w:val="24"/>
+          <w:szCs w:val="24"/>
           <w:lang w:eastAsia="en-GB"/>
         </w:rPr>
         <w:t>). Open it in your browser and view the result.</w:t>
+      </w:r>
+    </w:p>
+    <w:p>
+      <w:pPr>
+        <w:pStyle w:val="ListParagraph"/>
+        <w:numPr>
+          <w:ilvl w:val="0"/>
+          <w:numId w:val="4"/>
+        </w:numPr>
+        <w:rPr>
+          <w:sz w:val="24"/>
+          <w:szCs w:val="24"/>
+          <w:lang w:eastAsia="en-GB"/>
+        </w:rPr>
+      </w:pPr>
+    </w:p>
+    <w:p>
+      <w:pPr>
+        <w:rPr>
+          <w:rFonts w:cs="Calibri"/>
+          <w:sz w:val="24"/>
+          <w:szCs w:val="24"/>
+        </w:rPr>
+      </w:pPr>
+      <w:r>
+        <w:rPr>
+          <w:rFonts w:ascii="Consolas" w:eastAsia="Consolas" w:hAnsi="Consolas" w:cs="Consolas"/>
+          <w:sz w:val="24"/>
+          <w:szCs w:val="24"/>
+        </w:rPr>
+        <w:t>&lt;!DOCTYPE html&gt;</w:t>
+      </w:r>
+    </w:p>
+    <w:p>
+      <w:pPr>
+        <w:rPr>
+          <w:sz w:val="24"/>
+          <w:szCs w:val="24"/>
+        </w:rPr>
+      </w:pPr>
+      <w:r>
+        <w:rPr>
+          <w:rFonts w:ascii="Consolas" w:eastAsia="Consolas" w:hAnsi="Consolas" w:cs="Consolas"/>
+          <w:sz w:val="24"/>
+          <w:szCs w:val="24"/>
+        </w:rPr>
+        <w:t>&lt;html lang="</w:t>
+      </w:r>
+      <w:proofErr w:type="spellStart"/>
+      <w:r>
+        <w:rPr>
+          <w:rFonts w:ascii="Consolas" w:eastAsia="Consolas" w:hAnsi="Consolas" w:cs="Consolas"/>
+          <w:sz w:val="24"/>
+          <w:szCs w:val="24"/>
+        </w:rPr>
+        <w:t>en</w:t>
+      </w:r>
+      <w:proofErr w:type="spellEnd"/>
+      <w:r>
+        <w:rPr>
+          <w:rFonts w:ascii="Consolas" w:eastAsia="Consolas" w:hAnsi="Consolas" w:cs="Consolas"/>
+          <w:sz w:val="24"/>
+          <w:szCs w:val="24"/>
+        </w:rPr>
+        <w:t>"&gt;</w:t>
+      </w:r>
+    </w:p>
+    <w:p>
+      <w:pPr>
+        <w:rPr>
+          <w:sz w:val="24"/>
+          <w:szCs w:val="24"/>
+        </w:rPr>
+      </w:pPr>
+      <w:r>
+        <w:rPr>
+          <w:rFonts w:ascii="Consolas" w:eastAsia="Consolas" w:hAnsi="Consolas" w:cs="Consolas"/>
+          <w:sz w:val="24"/>
+          <w:szCs w:val="24"/>
+        </w:rPr>
+        <w:t>&lt;head&gt;</w:t>
+      </w:r>
+    </w:p>
+    <w:p>
+      <w:pPr>
+        <w:rPr>
+          <w:sz w:val="24"/>
+          <w:szCs w:val="24"/>
+        </w:rPr>
+      </w:pPr>
+      <w:r>
+        <w:rPr>
+          <w:rFonts w:ascii="Consolas" w:eastAsia="Consolas" w:hAnsi="Consolas" w:cs="Consolas"/>
+          <w:sz w:val="24"/>
+          <w:szCs w:val="24"/>
+        </w:rPr>
+        <w:t xml:space="preserve">  &lt;meta charset="UTF-8"&gt;</w:t>
+      </w:r>
+    </w:p>
+    <w:p>
+      <w:pPr>
+        <w:rPr>
+          <w:sz w:val="24"/>
+          <w:szCs w:val="24"/>
+        </w:rPr>
+      </w:pPr>
+      <w:r>
+        <w:rPr>
+          <w:rFonts w:ascii="Consolas" w:eastAsia="Consolas" w:hAnsi="Consolas" w:cs="Consolas"/>
+          <w:sz w:val="24"/>
+          <w:szCs w:val="24"/>
+        </w:rPr>
+        <w:t xml:space="preserve">  &lt;title&gt;My Profile&lt;/title&gt;</w:t>
+      </w:r>
+    </w:p>
+    <w:p>
+      <w:pPr>
+        <w:rPr>
+          <w:sz w:val="24"/>
+          <w:szCs w:val="24"/>
+        </w:rPr>
+      </w:pPr>
+      <w:r>
+        <w:rPr>
+          <w:rFonts w:ascii="Consolas" w:eastAsia="Consolas" w:hAnsi="Consolas" w:cs="Consolas"/>
+          <w:sz w:val="24"/>
+          <w:szCs w:val="24"/>
+        </w:rPr>
+        <w:t>&lt;/head&gt;</w:t>
+      </w:r>
+    </w:p>
+    <w:p>
+      <w:pPr>
+        <w:rPr>
+          <w:sz w:val="24"/>
+          <w:szCs w:val="24"/>
+        </w:rPr>
+      </w:pPr>
+      <w:r>
+        <w:rPr>
+          <w:rFonts w:ascii="Consolas" w:eastAsia="Consolas" w:hAnsi="Consolas" w:cs="Consolas"/>
+          <w:sz w:val="24"/>
+          <w:szCs w:val="24"/>
+        </w:rPr>
+        <w:t>&lt;body&gt;</w:t>
+      </w:r>
+    </w:p>
+    <w:p>
+      <w:pPr>
+        <w:rPr>
+          <w:sz w:val="24"/>
+          <w:szCs w:val="24"/>
+        </w:rPr>
+      </w:pPr>
+      <w:r>
+        <w:rPr>
+          <w:rFonts w:ascii="Consolas" w:eastAsia="Consolas" w:hAnsi="Consolas" w:cs="Consolas"/>
+          <w:sz w:val="24"/>
+          <w:szCs w:val="24"/>
+        </w:rPr>
+        <w:t xml:space="preserve">  &lt;h1&gt;Hetvi&lt;/h1&gt;</w:t>
+      </w:r>
+    </w:p>
+    <w:p>
+      <w:pPr>
+        <w:rPr>
+          <w:sz w:val="24"/>
+          <w:szCs w:val="24"/>
+        </w:rPr>
+      </w:pPr>
+      <w:r>
+        <w:rPr>
+          <w:rFonts w:ascii="Consolas" w:eastAsia="Consolas" w:hAnsi="Consolas" w:cs="Consolas"/>
+          <w:sz w:val="24"/>
+          <w:szCs w:val="24"/>
+        </w:rPr>
+        <w:t xml:space="preserve">  &lt;</w:t>
+      </w:r>
+      <w:proofErr w:type="spellStart"/>
+      <w:r>
+        <w:rPr>
+          <w:rFonts w:ascii="Consolas" w:eastAsia="Consolas" w:hAnsi="Consolas" w:cs="Consolas"/>
+          <w:sz w:val="24"/>
+          <w:szCs w:val="24"/>
+        </w:rPr>
+        <w:t>img</w:t>
+      </w:r>
+      <w:proofErr w:type="spellEnd"/>
+      <w:r>
+        <w:rPr>
+          <w:rFonts w:ascii="Consolas" w:eastAsia="Consolas" w:hAnsi="Consolas" w:cs="Consolas"/>
+          <w:sz w:val="24"/>
+          <w:szCs w:val="24"/>
+        </w:rPr>
+        <w:t xml:space="preserve"> </w:t>
+      </w:r>
+      <w:proofErr w:type="spellStart"/>
+      <w:r>
+        <w:rPr>
+          <w:rFonts w:ascii="Consolas" w:eastAsia="Consolas" w:hAnsi="Consolas" w:cs="Consolas"/>
+          <w:sz w:val="24"/>
+          <w:szCs w:val="24"/>
+        </w:rPr>
+        <w:t>src</w:t>
+      </w:r>
+      <w:proofErr w:type="spellEnd"/>
+      <w:r>
+        <w:rPr>
+          <w:rFonts w:ascii="Consolas" w:eastAsia="Consolas" w:hAnsi="Consolas" w:cs="Consolas"/>
+          <w:sz w:val="24"/>
+          <w:szCs w:val="24"/>
+        </w:rPr>
+        <w:t>="profile.jpg" alt="Photo of Hetvi" width="200"&gt;</w:t>
+      </w:r>
+    </w:p>
+    <w:p>
+      <w:pPr>
+        <w:rPr>
+          <w:sz w:val="24"/>
+          <w:szCs w:val="24"/>
+        </w:rPr>
+      </w:pPr>
+      <w:r>
+        <w:rPr>
+          <w:rFonts w:ascii="Consolas" w:eastAsia="Consolas" w:hAnsi="Consolas" w:cs="Consolas"/>
+          <w:sz w:val="24"/>
+          <w:szCs w:val="24"/>
+        </w:rPr>
+        <w:t xml:space="preserve">  &lt;p&gt;</w:t>
+      </w:r>
+    </w:p>
+    <w:p>
+      <w:pPr>
+        <w:rPr>
+          <w:sz w:val="24"/>
+          <w:szCs w:val="24"/>
+        </w:rPr>
+      </w:pPr>
+      <w:r>
+        <w:rPr>
+          <w:rFonts w:ascii="Consolas" w:eastAsia="Consolas" w:hAnsi="Consolas" w:cs="Consolas"/>
+          <w:sz w:val="24"/>
+          <w:szCs w:val="24"/>
+        </w:rPr>
+        <w:t xml:space="preserve">    BCA student focused on backend development with Python and</w:t>
+      </w:r>
+    </w:p>
+    <w:p>
+      <w:pPr>
+        <w:rPr>
+          <w:sz w:val="24"/>
+          <w:szCs w:val="24"/>
+        </w:rPr>
+      </w:pPr>
+      <w:r>
+        <w:rPr>
+          <w:rFonts w:ascii="Consolas" w:eastAsia="Consolas" w:hAnsi="Consolas" w:cs="Consolas"/>
+          <w:sz w:val="24"/>
+          <w:szCs w:val="24"/>
+        </w:rPr>
+        <w:t xml:space="preserve">    Django. I enjoy building small projects to sharpen my web</w:t>
+      </w:r>
+    </w:p>
+    <w:p>
+      <w:pPr>
+        <w:rPr>
+          <w:sz w:val="24"/>
+          <w:szCs w:val="24"/>
+        </w:rPr>
+      </w:pPr>
+      <w:r>
+        <w:rPr>
+          <w:rFonts w:ascii="Consolas" w:eastAsia="Consolas" w:hAnsi="Consolas" w:cs="Consolas"/>
+          <w:sz w:val="24"/>
+          <w:szCs w:val="24"/>
+        </w:rPr>
+        <w:t xml:space="preserve">    development and problem-solving skills.</w:t>
+      </w:r>
+    </w:p>
+    <w:p>
+      <w:pPr>
+        <w:rPr>
+          <w:sz w:val="24"/>
+          <w:szCs w:val="24"/>
+        </w:rPr>
+      </w:pPr>
+      <w:r>
+        <w:rPr>
+          <w:rFonts w:ascii="Consolas" w:eastAsia="Consolas" w:hAnsi="Consolas" w:cs="Consolas"/>
+          <w:sz w:val="24"/>
+          <w:szCs w:val="24"/>
+        </w:rPr>
+        <w:t xml:space="preserve">  &lt;/p&gt;</w:t>
+      </w:r>
+    </w:p>
+    <w:p>
+      <w:pPr>
+        <w:rPr>
+          <w:sz w:val="24"/>
+          <w:szCs w:val="24"/>
+        </w:rPr>
+      </w:pPr>
+      <w:r>
+        <w:rPr>
+          <w:rFonts w:ascii="Consolas" w:eastAsia="Consolas" w:hAnsi="Consolas" w:cs="Consolas"/>
+          <w:sz w:val="24"/>
+          <w:szCs w:val="24"/>
+        </w:rPr>
+        <w:lastRenderedPageBreak/>
+        <w:t>&lt;/body&gt;</w:t>
+      </w:r>
+    </w:p>
+    <w:p>
+      <w:pPr>
+        <w:rPr>
+          <w:rFonts w:ascii="Consolas" w:eastAsia="Consolas" w:hAnsi="Consolas" w:cs="Consolas"/>
+          <w:sz w:val="24"/>
+          <w:szCs w:val="24"/>
+        </w:rPr>
+      </w:pPr>
+      <w:r>
+        <w:rPr>
+          <w:rFonts w:ascii="Consolas" w:eastAsia="Consolas" w:hAnsi="Consolas" w:cs="Consolas"/>
+          <w:sz w:val="24"/>
+          <w:szCs w:val="24"/>
+        </w:rPr>
+        <w:t>&lt;/html&gt;</w:t>
+      </w:r>
+    </w:p>
+    <w:p>
+      <w:pPr>
+        <w:rPr>
+          <w:sz w:val="24"/>
+          <w:szCs w:val="24"/>
+        </w:rPr>
+      </w:pPr>
+    </w:p>
+    <w:p>
+      <w:pPr>
+        <w:pStyle w:val="NoSpacing"/>
+        <w:ind w:left="1440"/>
+        <w:rPr>
+          <w:sz w:val="24"/>
+          <w:szCs w:val="24"/>
+          <w:lang w:eastAsia="en-GB"/>
+        </w:rPr>
+      </w:pPr>
+      <w:r>
+        <w:rPr>
+          <w:sz w:val="24"/>
+          <w:szCs w:val="24"/>
+          <w:lang w:eastAsia="en-GB"/>
+        </w:rPr>
+        <w:t xml:space="preserve">                       </w:t>
+      </w:r>
+    </w:p>
+    <w:p>
+      <w:pPr>
+        <w:pStyle w:val="NoSpacing"/>
+        <w:rPr>
+          <w:b/>
+          <w:bCs/>
+          <w:sz w:val="24"/>
+          <w:szCs w:val="24"/>
+          <w:lang w:eastAsia="en-GB"/>
+        </w:rPr>
+      </w:pPr>
+      <w:r>
+        <w:rPr>
+          <w:b/>
+          <w:bCs/>
+          <w:sz w:val="24"/>
+          <w:szCs w:val="24"/>
+          <w:lang w:eastAsia="en-GB"/>
+        </w:rPr>
+        <w:t>3.</w:t>
+      </w:r>
+      <w:r>
+        <w:rPr>
+          <w:b/>
+          <w:bCs/>
+          <w:sz w:val="24"/>
+          <w:szCs w:val="24"/>
+          <w:lang w:eastAsia="en-GB"/>
+        </w:rPr>
+        <w:t xml:space="preserve"> </w:t>
+      </w:r>
+      <w:r>
+        <w:rPr>
+          <w:b/>
+          <w:bCs/>
+          <w:sz w:val="24"/>
+          <w:szCs w:val="24"/>
+          <w:lang w:eastAsia="en-GB"/>
+        </w:rPr>
+        <w:t xml:space="preserve">Use Chrome </w:t>
+      </w:r>
+      <w:proofErr w:type="spellStart"/>
+      <w:r>
+        <w:rPr>
+          <w:b/>
+          <w:bCs/>
+          <w:sz w:val="24"/>
+          <w:szCs w:val="24"/>
+          <w:lang w:eastAsia="en-GB"/>
+        </w:rPr>
+        <w:t>DevTools</w:t>
+      </w:r>
+      <w:proofErr w:type="spellEnd"/>
+      <w:r>
+        <w:rPr>
+          <w:b/>
+          <w:bCs/>
+          <w:sz w:val="24"/>
+          <w:szCs w:val="24"/>
+          <w:lang w:eastAsia="en-GB"/>
+        </w:rPr>
+        <w:t xml:space="preserve"> to change the background </w:t>
+      </w:r>
+      <w:proofErr w:type="spellStart"/>
+      <w:r>
+        <w:rPr>
+          <w:b/>
+          <w:bCs/>
+          <w:sz w:val="24"/>
+          <w:szCs w:val="24"/>
+          <w:lang w:eastAsia="en-GB"/>
+        </w:rPr>
+        <w:t>color</w:t>
+      </w:r>
+      <w:proofErr w:type="spellEnd"/>
+      <w:r>
+        <w:rPr>
+          <w:b/>
+          <w:bCs/>
+          <w:sz w:val="24"/>
+          <w:szCs w:val="24"/>
+          <w:lang w:eastAsia="en-GB"/>
+        </w:rPr>
+        <w:t xml:space="preserve"> of your name (in myprofile.html) to any </w:t>
+      </w:r>
+      <w:proofErr w:type="spellStart"/>
+      <w:r>
+        <w:rPr>
+          <w:b/>
+          <w:bCs/>
+          <w:sz w:val="24"/>
+          <w:szCs w:val="24"/>
+          <w:lang w:eastAsia="en-GB"/>
+        </w:rPr>
+        <w:t>color</w:t>
+      </w:r>
+      <w:proofErr w:type="spellEnd"/>
+      <w:r>
+        <w:rPr>
+          <w:b/>
+          <w:bCs/>
+          <w:sz w:val="24"/>
+          <w:szCs w:val="24"/>
+          <w:lang w:eastAsia="en-GB"/>
+        </w:rPr>
+        <w:t xml:space="preserve"> you like, live in the browser, without editing the HTML file.</w:t>
       </w:r>
     </w:p>
     <w:p>
@@ -84,7 +715,7 @@
         <w:rPr>
           <w:lang w:eastAsia="en-GB"/>
         </w:rPr>
-        <w:t xml:space="preserve">       </w:t>
+        <w:t xml:space="preserve">           </w:t>
       </w:r>
     </w:p>
     <w:p>
@@ -95,212 +726,6 @@
           <w:lang w:eastAsia="en-GB"/>
         </w:rPr>
       </w:pPr>
-    </w:p>
-    <w:p>
-      <w:pPr>
-        <w:pStyle w:val="NoSpacing"/>
-        <w:ind w:left="1440"/>
-        <w:rPr>
-          <w:lang w:eastAsia="en-GB"/>
-        </w:rPr>
-      </w:pPr>
-      <w:r>
-        <w:rPr>
-          <w:lang w:eastAsia="en-GB"/>
-        </w:rPr>
-        <w:drawing>
-          <wp:inline distT="0" distB="0" distL="0" distR="0" wp14:anchorId="798A64EB" wp14:editId="150BBE15">
-            <wp:extent cx="5731510" cy="1990090"/>
-            <wp:effectExtent l="0" t="0" r="2540" b="0"/>
-            <wp:docPr id="886561712" name="Picture 1"/>
-            <wp:cNvGraphicFramePr>
-              <a:graphicFrameLocks xmlns:a="http://schemas.openxmlformats.org/drawingml/2006/main" noChangeAspect="1"/>
-            </wp:cNvGraphicFramePr>
-            <a:graphic xmlns:a="http://schemas.openxmlformats.org/drawingml/2006/main">
-              <a:graphicData uri="http://schemas.openxmlformats.org/drawingml/2006/picture">
-                <pic:pic xmlns:pic="http://schemas.openxmlformats.org/drawingml/2006/picture">
-                  <pic:nvPicPr>
-                    <pic:cNvPr id="886561712" name=""/>
-                    <pic:cNvPicPr/>
-                  </pic:nvPicPr>
-                  <pic:blipFill>
-                    <a:blip r:embed="rId5"/>
-                    <a:stretch>
-                      <a:fillRect/>
-                    </a:stretch>
-                  </pic:blipFill>
-                  <pic:spPr>
-                    <a:xfrm>
-                      <a:off x="0" y="0"/>
-                      <a:ext cx="5731510" cy="1990090"/>
-                    </a:xfrm>
-                    <a:prstGeom prst="rect">
-                      <a:avLst/>
-                    </a:prstGeom>
-                  </pic:spPr>
-                </pic:pic>
-              </a:graphicData>
-            </a:graphic>
-          </wp:inline>
-        </w:drawing>
-      </w:r>
-      <w:r>
-        <w:rPr>
-          <w:lang w:eastAsia="en-GB"/>
-        </w:rPr>
-        <w:t xml:space="preserve">                       </w:t>
-      </w:r>
-    </w:p>
-    <w:p>
-      <w:pPr>
-        <w:pStyle w:val="NoSpacing"/>
-        <w:ind w:left="1440"/>
-        <w:rPr>
-          <w:lang w:eastAsia="en-GB"/>
-        </w:rPr>
-      </w:pPr>
-      <w:r>
-        <w:rPr>
-          <w:lang w:eastAsia="en-GB"/>
-        </w:rPr>
-        <w:t>Output:</w:t>
-      </w:r>
-    </w:p>
-    <w:p>
-      <w:pPr>
-        <w:pStyle w:val="NoSpacing"/>
-        <w:ind w:left="1440"/>
-        <w:rPr>
-          <w:lang w:eastAsia="en-GB"/>
-        </w:rPr>
-      </w:pPr>
-      <w:r>
-        <w:rPr>
-          <w:lang w:eastAsia="en-GB"/>
-        </w:rPr>
-        <w:drawing>
-          <wp:inline distT="0" distB="0" distL="0" distR="0" wp14:anchorId="0BDF8093" wp14:editId="2AC0FDFD">
-            <wp:extent cx="5730841" cy="3356658"/>
-            <wp:effectExtent l="0" t="0" r="3810" b="0"/>
-            <wp:docPr id="1867942958" name="Picture 1"/>
-            <wp:cNvGraphicFramePr>
-              <a:graphicFrameLocks xmlns:a="http://schemas.openxmlformats.org/drawingml/2006/main" noChangeAspect="1"/>
-            </wp:cNvGraphicFramePr>
-            <a:graphic xmlns:a="http://schemas.openxmlformats.org/drawingml/2006/main">
-              <a:graphicData uri="http://schemas.openxmlformats.org/drawingml/2006/picture">
-                <pic:pic xmlns:pic="http://schemas.openxmlformats.org/drawingml/2006/picture">
-                  <pic:nvPicPr>
-                    <pic:cNvPr id="1867942958" name=""/>
-                    <pic:cNvPicPr/>
-                  </pic:nvPicPr>
-                  <pic:blipFill>
-                    <a:blip r:embed="rId6"/>
-                    <a:stretch>
-                      <a:fillRect/>
-                    </a:stretch>
-                  </pic:blipFill>
-                  <pic:spPr>
-                    <a:xfrm>
-                      <a:off x="0" y="0"/>
-                      <a:ext cx="5747581" cy="3366463"/>
-                    </a:xfrm>
-                    <a:prstGeom prst="rect">
-                      <a:avLst/>
-                    </a:prstGeom>
-                  </pic:spPr>
-                </pic:pic>
-              </a:graphicData>
-            </a:graphic>
-          </wp:inline>
-        </w:drawing>
-      </w:r>
-    </w:p>
-    <w:p>
-      <w:pPr>
-        <w:pStyle w:val="NoSpacing"/>
-        <w:rPr>
-          <w:lang w:eastAsia="en-GB"/>
-        </w:rPr>
-      </w:pPr>
-      <w:r>
-        <w:rPr>
-          <w:lang w:eastAsia="en-GB"/>
-        </w:rPr>
-        <w:t>3.</w:t>
-      </w:r>
-      <w:r>
-        <w:rPr>
-          <w:lang w:eastAsia="en-GB"/>
-        </w:rPr>
-        <w:t xml:space="preserve"> </w:t>
-      </w:r>
-      <w:r>
-        <w:rPr>
-          <w:lang w:eastAsia="en-GB"/>
-        </w:rPr>
-        <w:t xml:space="preserve">Use Chrome </w:t>
-      </w:r>
-      <w:proofErr w:type="spellStart"/>
-      <w:r>
-        <w:rPr>
-          <w:lang w:eastAsia="en-GB"/>
-        </w:rPr>
-        <w:t>DevTools</w:t>
-      </w:r>
-      <w:proofErr w:type="spellEnd"/>
-      <w:r>
-        <w:rPr>
-          <w:lang w:eastAsia="en-GB"/>
-        </w:rPr>
-        <w:t xml:space="preserve"> to change the background </w:t>
-      </w:r>
-      <w:proofErr w:type="spellStart"/>
-      <w:r>
-        <w:rPr>
-          <w:lang w:eastAsia="en-GB"/>
-        </w:rPr>
-        <w:t>color</w:t>
-      </w:r>
-      <w:proofErr w:type="spellEnd"/>
-      <w:r>
-        <w:rPr>
-          <w:lang w:eastAsia="en-GB"/>
-        </w:rPr>
-        <w:t xml:space="preserve"> of your name (in myprofile.html) to any </w:t>
-      </w:r>
-      <w:proofErr w:type="spellStart"/>
-      <w:r>
-        <w:rPr>
-          <w:lang w:eastAsia="en-GB"/>
-        </w:rPr>
-        <w:t>color</w:t>
-      </w:r>
-      <w:proofErr w:type="spellEnd"/>
-      <w:r>
-        <w:rPr>
-          <w:lang w:eastAsia="en-GB"/>
-        </w:rPr>
-        <w:t xml:space="preserve"> you like, live in the browser, without editing the HTML file.</w:t>
-      </w:r>
-    </w:p>
-    <w:p>
-      <w:pPr>
-        <w:pStyle w:val="NoSpacing"/>
-        <w:numPr>
-          <w:ilvl w:val="0"/>
-          <w:numId w:val="2"/>
-        </w:numPr>
-        <w:rPr>
-          <w:lang w:eastAsia="en-GB"/>
-        </w:rPr>
-      </w:pPr>
-      <w:r>
-        <w:rPr>
-          <w:lang w:eastAsia="en-GB"/>
-        </w:rPr>
-        <w:lastRenderedPageBreak/>
-        <w:t xml:space="preserve">           </w:t>
-      </w:r>
     </w:p>
     <w:p>
       <w:pPr>
@@ -330,7 +755,7 @@
                     <pic:cNvPicPr/>
                   </pic:nvPicPr>
                   <pic:blipFill>
-                    <a:blip r:embed="rId7"/>
+                    <a:blip r:embed="rId5"/>
                     <a:stretch>
                       <a:fillRect/>
                     </a:stretch>
@@ -374,8 +799,32 @@
           <w:lang w:eastAsia="en-GB"/>
         </w:rPr>
       </w:pPr>
-      <w:r>
-        <w:rPr>
+    </w:p>
+    <w:p>
+      <w:pPr>
+        <w:pStyle w:val="NoSpacing"/>
+        <w:rPr>
+          <w:lang w:eastAsia="en-GB"/>
+        </w:rPr>
+      </w:pPr>
+    </w:p>
+    <w:p>
+      <w:pPr>
+        <w:pStyle w:val="NoSpacing"/>
+        <w:rPr>
+          <w:b/>
+          <w:bCs/>
+          <w:sz w:val="24"/>
+          <w:szCs w:val="24"/>
+          <w:lang w:eastAsia="en-GB"/>
+        </w:rPr>
+      </w:pPr>
+      <w:r>
+        <w:rPr>
+          <w:b/>
+          <w:bCs/>
+          <w:sz w:val="24"/>
+          <w:szCs w:val="24"/>
           <w:lang w:eastAsia="en-GB"/>
         </w:rPr>
         <w:t>4.Draw a diagram or write a list showing the DOM structure (parent-child relationships) of your myprofile.html page. Include at least 3 levels (html &gt; body &gt; your content).</w:t>
@@ -389,11 +838,15 @@
           <w:numId w:val="2"/>
         </w:numPr>
         <w:rPr>
-          <w:lang w:eastAsia="en-GB"/>
-        </w:rPr>
-      </w:pPr>
-      <w:r>
-        <w:rPr>
+          <w:sz w:val="24"/>
+          <w:szCs w:val="24"/>
+          <w:lang w:eastAsia="en-GB"/>
+        </w:rPr>
+      </w:pPr>
+      <w:r>
+        <w:rPr>
+          <w:sz w:val="24"/>
+          <w:szCs w:val="24"/>
           <w:lang w:eastAsia="en-GB"/>
         </w:rPr>
         <w:t xml:space="preserve">   </w:t>
@@ -402,200 +855,262 @@
     <w:p>
       <w:pPr>
         <w:pStyle w:val="NoSpacing"/>
+        <w:rPr>
+          <w:sz w:val="24"/>
+          <w:szCs w:val="24"/>
+          <w:lang w:eastAsia="en-GB"/>
+        </w:rPr>
+      </w:pPr>
+      <w:r>
+        <w:rPr>
+          <w:sz w:val="24"/>
+          <w:szCs w:val="24"/>
+          <w:lang w:eastAsia="en-GB"/>
+        </w:rPr>
+        <w:t xml:space="preserve">                        DOM </w:t>
+      </w:r>
+      <w:proofErr w:type="gramStart"/>
+      <w:r>
+        <w:rPr>
+          <w:sz w:val="24"/>
+          <w:szCs w:val="24"/>
+          <w:lang w:eastAsia="en-GB"/>
+        </w:rPr>
+        <w:t>Structure</w:t>
+      </w:r>
+      <w:r>
+        <w:rPr>
+          <w:sz w:val="24"/>
+          <w:szCs w:val="24"/>
+          <w:lang w:eastAsia="en-GB"/>
+        </w:rPr>
+        <w:t>::</w:t>
+      </w:r>
+      <w:proofErr w:type="gramEnd"/>
+    </w:p>
+    <w:p>
+      <w:pPr>
+        <w:pStyle w:val="NoSpacing"/>
+        <w:ind w:left="1440"/>
+        <w:rPr>
+          <w:sz w:val="24"/>
+          <w:szCs w:val="24"/>
+          <w:lang w:eastAsia="en-GB"/>
+        </w:rPr>
+      </w:pPr>
+      <w:r>
+        <w:rPr>
+          <w:sz w:val="24"/>
+          <w:szCs w:val="24"/>
+          <w:lang w:eastAsia="en-GB"/>
+        </w:rPr>
+        <w:t>html</w:t>
+      </w:r>
+      <w:r>
+        <w:rPr>
+          <w:sz w:val="24"/>
+          <w:szCs w:val="24"/>
+          <w:lang w:eastAsia="en-GB"/>
+        </w:rPr>
+        <w:br/>
+        <w:t>│</w:t>
+      </w:r>
+      <w:r>
+        <w:rPr>
+          <w:sz w:val="24"/>
+          <w:szCs w:val="24"/>
+          <w:lang w:eastAsia="en-GB"/>
+        </w:rPr>
+        <w:br/>
+      </w:r>
+      <w:r>
+        <w:rPr>
+          <w:rFonts w:ascii="MS Gothic" w:eastAsia="MS Gothic" w:hAnsi="MS Gothic" w:cs="MS Gothic" w:hint="eastAsia"/>
+          <w:sz w:val="24"/>
+          <w:szCs w:val="24"/>
+          <w:lang w:eastAsia="en-GB"/>
+        </w:rPr>
+        <w:t>├</w:t>
+      </w:r>
+      <w:r>
+        <w:rPr>
+          <w:rFonts w:ascii="Calibri" w:hAnsi="Calibri" w:cs="Calibri"/>
+          <w:sz w:val="24"/>
+          <w:szCs w:val="24"/>
+          <w:lang w:eastAsia="en-GB"/>
+        </w:rPr>
+        <w:t>──</w:t>
+      </w:r>
+      <w:r>
+        <w:rPr>
+          <w:sz w:val="24"/>
+          <w:szCs w:val="24"/>
+          <w:lang w:eastAsia="en-GB"/>
+        </w:rPr>
+        <w:t xml:space="preserve"> head</w:t>
+      </w:r>
+      <w:r>
+        <w:rPr>
+          <w:sz w:val="24"/>
+          <w:szCs w:val="24"/>
+          <w:lang w:eastAsia="en-GB"/>
+        </w:rPr>
+        <w:br/>
+        <w:t>│   └── title</w:t>
+      </w:r>
+      <w:r>
+        <w:rPr>
+          <w:sz w:val="24"/>
+          <w:szCs w:val="24"/>
+          <w:lang w:eastAsia="en-GB"/>
+        </w:rPr>
+        <w:br/>
+        <w:t>│</w:t>
+      </w:r>
+      <w:r>
+        <w:rPr>
+          <w:sz w:val="24"/>
+          <w:szCs w:val="24"/>
+          <w:lang w:eastAsia="en-GB"/>
+        </w:rPr>
+        <w:br/>
+        <w:t>└── body</w:t>
+      </w:r>
+      <w:r>
+        <w:rPr>
+          <w:sz w:val="24"/>
+          <w:szCs w:val="24"/>
+          <w:lang w:eastAsia="en-GB"/>
+        </w:rPr>
+        <w:br/>
+        <w:t xml:space="preserve">    </w:t>
+      </w:r>
+      <w:r>
+        <w:rPr>
+          <w:rFonts w:ascii="MS Gothic" w:eastAsia="MS Gothic" w:hAnsi="MS Gothic" w:cs="MS Gothic" w:hint="eastAsia"/>
+          <w:sz w:val="24"/>
+          <w:szCs w:val="24"/>
+          <w:lang w:eastAsia="en-GB"/>
+        </w:rPr>
+        <w:t>├</w:t>
+      </w:r>
+      <w:r>
+        <w:rPr>
+          <w:rFonts w:ascii="Calibri" w:hAnsi="Calibri" w:cs="Calibri"/>
+          <w:sz w:val="24"/>
+          <w:szCs w:val="24"/>
+          <w:lang w:eastAsia="en-GB"/>
+        </w:rPr>
+        <w:t>──</w:t>
+      </w:r>
+      <w:r>
+        <w:rPr>
+          <w:sz w:val="24"/>
+          <w:szCs w:val="24"/>
+          <w:lang w:eastAsia="en-GB"/>
+        </w:rPr>
+        <w:t xml:space="preserve"> h1</w:t>
+      </w:r>
+      <w:r>
+        <w:rPr>
+          <w:sz w:val="24"/>
+          <w:szCs w:val="24"/>
+          <w:lang w:eastAsia="en-GB"/>
+        </w:rPr>
+        <w:br/>
+        <w:t xml:space="preserve">    </w:t>
+      </w:r>
+      <w:r>
+        <w:rPr>
+          <w:rFonts w:ascii="MS Gothic" w:eastAsia="MS Gothic" w:hAnsi="MS Gothic" w:cs="MS Gothic" w:hint="eastAsia"/>
+          <w:sz w:val="24"/>
+          <w:szCs w:val="24"/>
+          <w:lang w:eastAsia="en-GB"/>
+        </w:rPr>
+        <w:t>├</w:t>
+      </w:r>
+      <w:r>
+        <w:rPr>
+          <w:rFonts w:ascii="Calibri" w:hAnsi="Calibri" w:cs="Calibri"/>
+          <w:sz w:val="24"/>
+          <w:szCs w:val="24"/>
+          <w:lang w:eastAsia="en-GB"/>
+        </w:rPr>
+        <w:t>──</w:t>
+      </w:r>
+      <w:r>
+        <w:rPr>
+          <w:sz w:val="24"/>
+          <w:szCs w:val="24"/>
+          <w:lang w:eastAsia="en-GB"/>
+        </w:rPr>
+        <w:t xml:space="preserve"> p</w:t>
+      </w:r>
+      <w:r>
+        <w:rPr>
+          <w:sz w:val="24"/>
+          <w:szCs w:val="24"/>
+          <w:lang w:eastAsia="en-GB"/>
+        </w:rPr>
+        <w:br/>
+        <w:t xml:space="preserve">    └── </w:t>
+      </w:r>
+      <w:proofErr w:type="spellStart"/>
+      <w:r>
+        <w:rPr>
+          <w:sz w:val="24"/>
+          <w:szCs w:val="24"/>
+          <w:lang w:eastAsia="en-GB"/>
+        </w:rPr>
+        <w:t>img</w:t>
+      </w:r>
+      <w:proofErr w:type="spellEnd"/>
+    </w:p>
+    <w:p>
+      <w:pPr>
+        <w:pStyle w:val="NoSpacing"/>
+        <w:rPr>
+          <w:sz w:val="24"/>
+          <w:szCs w:val="24"/>
+          <w:lang w:eastAsia="en-GB"/>
+        </w:rPr>
+      </w:pPr>
+      <w:r>
+        <w:rPr>
+          <w:sz w:val="24"/>
+          <w:szCs w:val="24"/>
+          <w:lang w:eastAsia="en-GB"/>
+        </w:rPr>
+        <w:t xml:space="preserve">                        Parent-Child </w:t>
+      </w:r>
+      <w:proofErr w:type="gramStart"/>
+      <w:r>
+        <w:rPr>
+          <w:sz w:val="24"/>
+          <w:szCs w:val="24"/>
+          <w:lang w:eastAsia="en-GB"/>
+        </w:rPr>
+        <w:t>Relationship</w:t>
+      </w:r>
+      <w:r>
+        <w:rPr>
+          <w:sz w:val="24"/>
+          <w:szCs w:val="24"/>
+          <w:lang w:eastAsia="en-GB"/>
+        </w:rPr>
+        <w:t>::</w:t>
+      </w:r>
+      <w:proofErr w:type="gramEnd"/>
+    </w:p>
+    <w:p>
+      <w:pPr>
+        <w:pStyle w:val="NoSpacing"/>
+        <w:ind w:left="1440"/>
         <w:rPr>
           <w:b/>
           <w:bCs/>
-          <w:lang w:eastAsia="en-GB"/>
-        </w:rPr>
-      </w:pPr>
-      <w:r>
-        <w:rPr>
-          <w:b/>
-          <w:bCs/>
-          <w:lang w:eastAsia="en-GB"/>
-        </w:rPr>
-        <w:t xml:space="preserve">                        </w:t>
-      </w:r>
-      <w:r>
-        <w:rPr>
-          <w:b/>
-          <w:bCs/>
-          <w:lang w:eastAsia="en-GB"/>
-        </w:rPr>
-        <w:t>DOM Structure</w:t>
-      </w:r>
-    </w:p>
-    <w:p>
-      <w:pPr>
-        <w:pStyle w:val="NoSpacing"/>
-        <w:ind w:left="1440"/>
-        <w:rPr>
-          <w:lang w:eastAsia="en-GB"/>
-        </w:rPr>
-      </w:pPr>
-      <w:r>
-        <w:rPr>
-          <w:lang w:eastAsia="en-GB"/>
-        </w:rPr>
-        <w:t>html</w:t>
-      </w:r>
-      <w:r>
-        <w:rPr>
-          <w:lang w:eastAsia="en-GB"/>
-        </w:rPr>
-        <w:br/>
-        <w:t>│</w:t>
-      </w:r>
-      <w:r>
-        <w:rPr>
-          <w:lang w:eastAsia="en-GB"/>
-        </w:rPr>
-        <w:br/>
-      </w:r>
-      <w:r>
-        <w:rPr>
-          <w:rFonts w:ascii="MS Gothic" w:eastAsia="MS Gothic" w:hAnsi="MS Gothic" w:cs="MS Gothic" w:hint="eastAsia"/>
-          <w:lang w:eastAsia="en-GB"/>
-        </w:rPr>
-        <w:t>├</w:t>
-      </w:r>
-      <w:r>
-        <w:rPr>
-          <w:rFonts w:ascii="Calibri" w:hAnsi="Calibri" w:cs="Calibri"/>
-          <w:lang w:eastAsia="en-GB"/>
-        </w:rPr>
-        <w:t>──</w:t>
-      </w:r>
-      <w:r>
-        <w:rPr>
-          <w:lang w:eastAsia="en-GB"/>
-        </w:rPr>
-        <w:t xml:space="preserve"> head</w:t>
-      </w:r>
-      <w:r>
-        <w:rPr>
-          <w:lang w:eastAsia="en-GB"/>
-        </w:rPr>
-        <w:br/>
-        <w:t>│   └── title</w:t>
-      </w:r>
-      <w:r>
-        <w:rPr>
-          <w:lang w:eastAsia="en-GB"/>
-        </w:rPr>
-        <w:br/>
-        <w:t>│</w:t>
-      </w:r>
-      <w:r>
-        <w:rPr>
-          <w:lang w:eastAsia="en-GB"/>
-        </w:rPr>
-        <w:br/>
-        <w:t>└── body</w:t>
-      </w:r>
-      <w:r>
-        <w:rPr>
-          <w:lang w:eastAsia="en-GB"/>
-        </w:rPr>
-        <w:br/>
-        <w:t xml:space="preserve">    </w:t>
-      </w:r>
-      <w:r>
-        <w:rPr>
-          <w:rFonts w:ascii="MS Gothic" w:eastAsia="MS Gothic" w:hAnsi="MS Gothic" w:cs="MS Gothic" w:hint="eastAsia"/>
-          <w:lang w:eastAsia="en-GB"/>
-        </w:rPr>
-        <w:t>├</w:t>
-      </w:r>
-      <w:r>
-        <w:rPr>
-          <w:rFonts w:ascii="Calibri" w:hAnsi="Calibri" w:cs="Calibri"/>
-          <w:lang w:eastAsia="en-GB"/>
-        </w:rPr>
-        <w:t>──</w:t>
-      </w:r>
-      <w:r>
-        <w:rPr>
-          <w:lang w:eastAsia="en-GB"/>
-        </w:rPr>
-        <w:t xml:space="preserve"> h1</w:t>
-      </w:r>
-      <w:r>
-        <w:rPr>
-          <w:lang w:eastAsia="en-GB"/>
-        </w:rPr>
-        <w:br/>
-        <w:t xml:space="preserve">    </w:t>
-      </w:r>
-      <w:r>
-        <w:rPr>
-          <w:rFonts w:ascii="MS Gothic" w:eastAsia="MS Gothic" w:hAnsi="MS Gothic" w:cs="MS Gothic" w:hint="eastAsia"/>
-          <w:lang w:eastAsia="en-GB"/>
-        </w:rPr>
-        <w:t>├</w:t>
-      </w:r>
-      <w:r>
-        <w:rPr>
-          <w:rFonts w:ascii="Calibri" w:hAnsi="Calibri" w:cs="Calibri"/>
-          <w:lang w:eastAsia="en-GB"/>
-        </w:rPr>
-        <w:t>──</w:t>
-      </w:r>
-      <w:r>
-        <w:rPr>
-          <w:lang w:eastAsia="en-GB"/>
-        </w:rPr>
-        <w:t xml:space="preserve"> p</w:t>
-      </w:r>
-      <w:r>
-        <w:rPr>
-          <w:lang w:eastAsia="en-GB"/>
-        </w:rPr>
-        <w:br/>
-        <w:t xml:space="preserve">    └── </w:t>
-      </w:r>
-      <w:proofErr w:type="spellStart"/>
-      <w:r>
-        <w:rPr>
-          <w:lang w:eastAsia="en-GB"/>
-        </w:rPr>
-        <w:t>img</w:t>
-      </w:r>
-      <w:proofErr w:type="spellEnd"/>
-    </w:p>
-    <w:p>
-      <w:pPr>
-        <w:pStyle w:val="NoSpacing"/>
-        <w:rPr>
-          <w:b/>
-          <w:bCs/>
-          <w:lang w:eastAsia="en-GB"/>
-        </w:rPr>
-      </w:pPr>
-      <w:r>
-        <w:rPr>
-          <w:b/>
-          <w:bCs/>
-          <w:lang w:eastAsia="en-GB"/>
-        </w:rPr>
-        <w:t xml:space="preserve">                        </w:t>
-      </w:r>
-      <w:r>
-        <w:rPr>
-          <w:b/>
-          <w:bCs/>
-          <w:lang w:eastAsia="en-GB"/>
-        </w:rPr>
-        <w:t>Parent-Child Relationship</w:t>
-      </w:r>
-    </w:p>
-    <w:p>
-      <w:pPr>
-        <w:pStyle w:val="NoSpacing"/>
-        <w:ind w:left="1440"/>
-        <w:rPr>
-          <w:b/>
-          <w:bCs/>
+          <w:sz w:val="24"/>
+          <w:szCs w:val="24"/>
           <w:lang w:eastAsia="en-GB"/>
         </w:rPr>
       </w:pPr>
@@ -608,11 +1123,15 @@
           <w:numId w:val="3"/>
         </w:numPr>
         <w:rPr>
-          <w:lang w:eastAsia="en-GB"/>
-        </w:rPr>
-      </w:pPr>
-      <w:r>
-        <w:rPr>
+          <w:sz w:val="24"/>
+          <w:szCs w:val="24"/>
+          <w:lang w:eastAsia="en-GB"/>
+        </w:rPr>
+      </w:pPr>
+      <w:r>
+        <w:rPr>
+          <w:sz w:val="24"/>
+          <w:szCs w:val="24"/>
           <w:lang w:eastAsia="en-GB"/>
         </w:rPr>
         <w:t xml:space="preserve">html </w:t>
@@ -626,11 +1145,15 @@
           <w:numId w:val="3"/>
         </w:numPr>
         <w:rPr>
-          <w:lang w:eastAsia="en-GB"/>
-        </w:rPr>
-      </w:pPr>
-      <w:r>
-        <w:rPr>
+          <w:sz w:val="24"/>
+          <w:szCs w:val="24"/>
+          <w:lang w:eastAsia="en-GB"/>
+        </w:rPr>
+      </w:pPr>
+      <w:r>
+        <w:rPr>
+          <w:sz w:val="24"/>
+          <w:szCs w:val="24"/>
           <w:lang w:eastAsia="en-GB"/>
         </w:rPr>
         <w:t xml:space="preserve">head </w:t>
@@ -644,11 +1167,15 @@
           <w:numId w:val="3"/>
         </w:numPr>
         <w:rPr>
-          <w:lang w:eastAsia="en-GB"/>
-        </w:rPr>
-      </w:pPr>
-      <w:r>
-        <w:rPr>
+          <w:sz w:val="24"/>
+          <w:szCs w:val="24"/>
+          <w:lang w:eastAsia="en-GB"/>
+        </w:rPr>
+      </w:pPr>
+      <w:r>
+        <w:rPr>
+          <w:sz w:val="24"/>
+          <w:szCs w:val="24"/>
           <w:lang w:eastAsia="en-GB"/>
         </w:rPr>
         <w:t xml:space="preserve">title </w:t>
@@ -662,11 +1189,15 @@
           <w:numId w:val="3"/>
         </w:numPr>
         <w:rPr>
-          <w:lang w:eastAsia="en-GB"/>
-        </w:rPr>
-      </w:pPr>
-      <w:r>
-        <w:rPr>
+          <w:sz w:val="24"/>
+          <w:szCs w:val="24"/>
+          <w:lang w:eastAsia="en-GB"/>
+        </w:rPr>
+      </w:pPr>
+      <w:r>
+        <w:rPr>
+          <w:sz w:val="24"/>
+          <w:szCs w:val="24"/>
           <w:lang w:eastAsia="en-GB"/>
         </w:rPr>
         <w:t xml:space="preserve">body </w:t>
@@ -680,11 +1211,15 @@
           <w:numId w:val="3"/>
         </w:numPr>
         <w:rPr>
-          <w:lang w:eastAsia="en-GB"/>
-        </w:rPr>
-      </w:pPr>
-      <w:r>
-        <w:rPr>
+          <w:sz w:val="24"/>
+          <w:szCs w:val="24"/>
+          <w:lang w:eastAsia="en-GB"/>
+        </w:rPr>
+      </w:pPr>
+      <w:r>
+        <w:rPr>
+          <w:sz w:val="24"/>
+          <w:szCs w:val="24"/>
           <w:lang w:eastAsia="en-GB"/>
         </w:rPr>
         <w:t xml:space="preserve">h1 </w:t>
@@ -698,11 +1233,15 @@
           <w:numId w:val="3"/>
         </w:numPr>
         <w:rPr>
-          <w:lang w:eastAsia="en-GB"/>
-        </w:rPr>
-      </w:pPr>
-      <w:r>
-        <w:rPr>
+          <w:sz w:val="24"/>
+          <w:szCs w:val="24"/>
+          <w:lang w:eastAsia="en-GB"/>
+        </w:rPr>
+      </w:pPr>
+      <w:r>
+        <w:rPr>
+          <w:sz w:val="24"/>
+          <w:szCs w:val="24"/>
           <w:lang w:eastAsia="en-GB"/>
         </w:rPr>
         <w:t xml:space="preserve">p </w:t>
@@ -716,12 +1255,16 @@
           <w:numId w:val="3"/>
         </w:numPr>
         <w:rPr>
+          <w:sz w:val="24"/>
+          <w:szCs w:val="24"/>
           <w:lang w:eastAsia="en-GB"/>
         </w:rPr>
       </w:pPr>
       <w:proofErr w:type="spellStart"/>
       <w:r>
         <w:rPr>
+          <w:sz w:val="24"/>
+          <w:szCs w:val="24"/>
           <w:lang w:eastAsia="en-GB"/>
         </w:rPr>
         <w:t>img</w:t>
@@ -733,12 +1276,28 @@
         <w:pStyle w:val="NoSpacing"/>
         <w:ind w:left="1440"/>
         <w:rPr>
-          <w:lang w:eastAsia="en-GB"/>
-        </w:rPr>
-      </w:pPr>
-    </w:p>
-    <w:p/>
-    <w:p/>
+          <w:sz w:val="24"/>
+          <w:szCs w:val="24"/>
+          <w:lang w:eastAsia="en-GB"/>
+        </w:rPr>
+      </w:pPr>
+    </w:p>
+    <w:p>
+      <w:pPr>
+        <w:rPr>
+          <w:sz w:val="24"/>
+          <w:szCs w:val="24"/>
+        </w:rPr>
+      </w:pPr>
+    </w:p>
+    <w:p>
+      <w:pPr>
+        <w:rPr>
+          <w:sz w:val="24"/>
+          <w:szCs w:val="24"/>
+        </w:rPr>
+      </w:pPr>
+    </w:p>
     <w:sectPr>
       <w:pgSz w:w="11906" w:h="16838"/>
       <w:pgMar w:top="1440" w:right="1440" w:bottom="1440" w:left="1440" w:header="708" w:footer="708" w:gutter="0"/>
@@ -1103,6 +1662,119 @@
       </w:pPr>
     </w:lvl>
   </w:abstractNum>
+  <w:abstractNum w:abstractNumId="3" w15:restartNumberingAfterBreak="0">
+    <w:nsid w:val="73AC580B"/>
+    <w:multiLevelType w:val="hybridMultilevel"/>
+    <w:tmpl w:val="F3AC8CD6"/>
+    <w:lvl w:ilvl="0" w:tplc="0809000B">
+      <w:start w:val="1"/>
+      <w:numFmt w:val="bullet"/>
+      <w:lvlText w:val=""/>
+      <w:lvlJc w:val="left"/>
+      <w:pPr>
+        <w:ind w:left="1321" w:hanging="360"/>
+      </w:pPr>
+      <w:rPr>
+        <w:rFonts w:ascii="Wingdings" w:hAnsi="Wingdings" w:hint="default"/>
+      </w:rPr>
+    </w:lvl>
+    <w:lvl w:ilvl="1" w:tplc="08090003" w:tentative="1">
+      <w:start w:val="1"/>
+      <w:numFmt w:val="bullet"/>
+      <w:lvlText w:val="o"/>
+      <w:lvlJc w:val="left"/>
+      <w:pPr>
+        <w:ind w:left="2041" w:hanging="360"/>
+      </w:pPr>
+      <w:rPr>
+        <w:rFonts w:ascii="Courier New" w:hAnsi="Courier New" w:cs="Courier New" w:hint="default"/>
+      </w:rPr>
+    </w:lvl>
+    <w:lvl w:ilvl="2" w:tplc="08090005" w:tentative="1">
+      <w:start w:val="1"/>
+      <w:numFmt w:val="bullet"/>
+      <w:lvlText w:val=""/>
+      <w:lvlJc w:val="left"/>
+      <w:pPr>
+        <w:ind w:left="2761" w:hanging="360"/>
+      </w:pPr>
+      <w:rPr>
+        <w:rFonts w:ascii="Wingdings" w:hAnsi="Wingdings" w:hint="default"/>
+      </w:rPr>
+    </w:lvl>
+    <w:lvl w:ilvl="3" w:tplc="08090001" w:tentative="1">
+      <w:start w:val="1"/>
+      <w:numFmt w:val="bullet"/>
+      <w:lvlText w:val=""/>
+      <w:lvlJc w:val="left"/>
+      <w:pPr>
+        <w:ind w:left="3481" w:hanging="360"/>
+      </w:pPr>
+      <w:rPr>
+        <w:rFonts w:ascii="Symbol" w:hAnsi="Symbol" w:hint="default"/>
+      </w:rPr>
+    </w:lvl>
+    <w:lvl w:ilvl="4" w:tplc="08090003" w:tentative="1">
+      <w:start w:val="1"/>
+      <w:numFmt w:val="bullet"/>
+      <w:lvlText w:val="o"/>
+      <w:lvlJc w:val="left"/>
+      <w:pPr>
+        <w:ind w:left="4201" w:hanging="360"/>
+      </w:pPr>
+      <w:rPr>
+        <w:rFonts w:ascii="Courier New" w:hAnsi="Courier New" w:cs="Courier New" w:hint="default"/>
+      </w:rPr>
+    </w:lvl>
+    <w:lvl w:ilvl="5" w:tplc="08090005" w:tentative="1">
+      <w:start w:val="1"/>
+      <w:numFmt w:val="bullet"/>
+      <w:lvlText w:val=""/>
+      <w:lvlJc w:val="left"/>
+      <w:pPr>
+        <w:ind w:left="4921" w:hanging="360"/>
+      </w:pPr>
+      <w:rPr>
+        <w:rFonts w:ascii="Wingdings" w:hAnsi="Wingdings" w:hint="default"/>
+      </w:rPr>
+    </w:lvl>
+    <w:lvl w:ilvl="6" w:tplc="08090001" w:tentative="1">
+      <w:start w:val="1"/>
+      <w:numFmt w:val="bullet"/>
+      <w:lvlText w:val=""/>
+      <w:lvlJc w:val="left"/>
+      <w:pPr>
+        <w:ind w:left="5641" w:hanging="360"/>
+      </w:pPr>
+      <w:rPr>
+        <w:rFonts w:ascii="Symbol" w:hAnsi="Symbol" w:hint="default"/>
+      </w:rPr>
+    </w:lvl>
+    <w:lvl w:ilvl="7" w:tplc="08090003" w:tentative="1">
+      <w:start w:val="1"/>
+      <w:numFmt w:val="bullet"/>
+      <w:lvlText w:val="o"/>
+      <w:lvlJc w:val="left"/>
+      <w:pPr>
+        <w:ind w:left="6361" w:hanging="360"/>
+      </w:pPr>
+      <w:rPr>
+        <w:rFonts w:ascii="Courier New" w:hAnsi="Courier New" w:cs="Courier New" w:hint="default"/>
+      </w:rPr>
+    </w:lvl>
+    <w:lvl w:ilvl="8" w:tplc="08090005" w:tentative="1">
+      <w:start w:val="1"/>
+      <w:numFmt w:val="bullet"/>
+      <w:lvlText w:val=""/>
+      <w:lvlJc w:val="left"/>
+      <w:pPr>
+        <w:ind w:left="7081" w:hanging="360"/>
+      </w:pPr>
+      <w:rPr>
+        <w:rFonts w:ascii="Wingdings" w:hAnsi="Wingdings" w:hint="default"/>
+      </w:rPr>
+    </w:lvl>
+  </w:abstractNum>
   <w:num w:numId="1" w16cid:durableId="608196250">
     <w:abstractNumId w:val="2"/>
   </w:num>
@@ -1111,6 +1783,9 @@
   </w:num>
   <w:num w:numId="3" w16cid:durableId="1151214079">
     <w:abstractNumId w:val="0"/>
+  </w:num>
+  <w:num w:numId="4" w16cid:durableId="1152328615">
+    <w:abstractNumId w:val="3"/>
   </w:num>
 </w:numbering>
 </file>
